--- a/Submit/Project Audible LLM Validation Log.docx
+++ b/Submit/Project Audible LLM Validation Log.docx
@@ -43,7 +43,7 @@
           <w:sz w:val="18"/>
           <w:szCs w:val="18"/>
         </w:rPr>
-        <w:t xml:space="preserve">Angga Lesmana   |   </w:t>
+        <w:t xml:space="preserve">Angga Lesmana (reviewer: Violla Tania)   |   </w:t>
       </w:r>
       <w:r>
         <w:rPr>
@@ -83,7 +83,7 @@
           <w:sz w:val="18"/>
           <w:szCs w:val="18"/>
         </w:rPr>
-        <w:t xml:space="preserve">October 22, 2026</w:t>
+        <w:t xml:space="preserve">October 22–26, 2026</w:t>
       </w:r>
     </w:p>
     <w:p>
@@ -757,6 +757,110 @@
           </w:p>
         </w:tc>
       </w:tr>
+      <w:tr>
+        <w:tc>
+          <w:tcPr>
+            <w:tcW w:w="1650" w:type="dxa"/>
+            <w:tcMar>
+              <w:top w:w="26" w:type="dxa"/>
+              <w:bottom w:w="26" w:type="dxa"/>
+              <w:left w:w="60" w:type="dxa"/>
+              <w:right w:w="60" w:type="dxa"/>
+            </w:tcMar>
+          </w:tcPr>
+          <w:p>
+            <w:pPr>
+              <w:spacing w:before="6" w:after="6" w:line="192" w:lineRule="auto"/>
+            </w:pPr>
+            <w:r>
+              <w:rPr>
+                <w:rFonts w:ascii="Calibri" w:hAnsi="Calibri" w:cs="Calibri"/>
+                <w:b/>
+                <w:bCs/>
+                <w:color w:val="0F172A"/>
+                <w:sz w:val="16"/>
+                <w:szCs w:val="16"/>
+              </w:rPr>
+              <w:t xml:space="preserve">6. Teammate Review &amp; Completion (Oct 25, 2026, 15:32–21:45; run by teammate Violla Tania)</w:t>
+            </w:r>
+          </w:p>
+        </w:tc>
+        <w:tc>
+          <w:tcPr>
+            <w:tcW w:w="1850" w:type="dxa"/>
+            <w:tcMar>
+              <w:top w:w="26" w:type="dxa"/>
+              <w:bottom w:w="26" w:type="dxa"/>
+              <w:left w:w="60" w:type="dxa"/>
+              <w:right w:w="60" w:type="dxa"/>
+            </w:tcMar>
+          </w:tcPr>
+          <w:p>
+            <w:pPr>
+              <w:spacing w:before="6" w:after="6" w:line="192" w:lineRule="auto"/>
+            </w:pPr>
+            <w:r>
+              <w:rPr>
+                <w:rFonts w:ascii="Calibri" w:hAnsi="Calibri" w:cs="Calibri"/>
+                <w:color w:val="1E293B"/>
+                <w:sz w:val="16"/>
+                <w:szCs w:val="16"/>
+              </w:rPr>
+              <w:t xml:space="preserve">Claude (claude.ai), Claude Opus 5.5 (claude-opus-5-5)</w:t>
+            </w:r>
+          </w:p>
+        </w:tc>
+        <w:tc>
+          <w:tcPr>
+            <w:tcW w:w="3850" w:type="dxa"/>
+            <w:tcMar>
+              <w:top w:w="26" w:type="dxa"/>
+              <w:bottom w:w="26" w:type="dxa"/>
+              <w:left w:w="60" w:type="dxa"/>
+              <w:right w:w="60" w:type="dxa"/>
+            </w:tcMar>
+          </w:tcPr>
+          <w:p>
+            <w:pPr>
+              <w:spacing w:before="6" w:after="6" w:line="192" w:lineRule="auto"/>
+            </w:pPr>
+            <w:r>
+              <w:rPr>
+                <w:rFonts w:ascii="Calibri" w:hAnsi="Calibri" w:cs="Calibri"/>
+                <w:color w:val="1E293B"/>
+                <w:sz w:val="16"/>
+                <w:szCs w:val="16"/>
+              </w:rPr>
+              <w:t xml:space="preserve">"Cek github ini" -&gt; "untuk poin 3 dashboard saya konsisten? bagian mana yang kamu maksud? ... daftar NYU yang dimaksud itu apa" -&gt; "sebagai rekan se tim Angga dan juga challenger ... perbaiki dan lengkapi semua hal yang diperlukan untuk project ini"</w:t>
+            </w:r>
+          </w:p>
+        </w:tc>
+        <w:tc>
+          <w:tcPr>
+            <w:tcW w:w="3150" w:type="dxa"/>
+            <w:tcMar>
+              <w:top w:w="26" w:type="dxa"/>
+              <w:bottom w:w="26" w:type="dxa"/>
+              <w:left w:w="60" w:type="dxa"/>
+              <w:right w:w="60" w:type="dxa"/>
+            </w:tcMar>
+          </w:tcPr>
+          <w:p>
+            <w:pPr>
+              <w:spacing w:before="6" w:after="6" w:line="192" w:lineRule="auto"/>
+            </w:pPr>
+            <w:r>
+              <w:rPr>
+                <w:rFonts w:ascii="Calibri" w:hAnsi="Calibri" w:cs="Calibri"/>
+                <w:color w:val="1E293B"/>
+                <w:sz w:val="16"/>
+                <w:szCs w:val="16"/>
+              </w:rPr>
+              <w:t xml:space="preserve">Review findings; README fixes; Philadelphia Fed auto-download (classify_lenders_nyu.py); baseline-aligned analyze_pricing.py with Fintech vs. non-fintech nonbank check; build_position_memo.py and Submit/Project Audible Position Memo.docx; new tests (test_build_dashboard.py and additions).</w:t>
+            </w:r>
+          </w:p>
+        </w:tc>
+      </w:tr>
     </w:tbl>
     <w:p>
       <w:pPr>
@@ -1001,6 +1105,43 @@
     </w:p>
     <w:p>
       <w:pPr>
+        <w:ind w:left="180" w:hanging="180"/>
+        <w:spacing w:before="14" w:after="18" w:line="206" w:lineRule="auto"/>
+      </w:pPr>
+      <w:r>
+        <w:rPr>
+          <w:rFonts w:ascii="Calibri" w:hAnsi="Calibri" w:cs="Calibri"/>
+          <w:b/>
+          <w:bCs/>
+          <w:color w:val="B45309"/>
+          <w:sz w:val="18"/>
+          <w:szCs w:val="18"/>
+        </w:rPr>
+        <w:t xml:space="preserve">• </w:t>
+      </w:r>
+      <w:r>
+        <w:rPr>
+          <w:rFonts w:ascii="Calibri" w:hAnsi="Calibri" w:cs="Calibri"/>
+          <w:b/>
+          <w:bCs/>
+          <w:color w:val="0F172A"/>
+          <w:sz w:val="18"/>
+          <w:szCs w:val="18"/>
+        </w:rPr>
+        <w:t xml:space="preserve">7. Teammate Challenge: Caught a False LLM Finding and a Fabricated README Headline (Session 3): </w:t>
+      </w:r>
+      <w:r>
+        <w:rPr>
+          <w:rFonts w:ascii="Calibri" w:hAnsi="Calibri" w:cs="Calibri"/>
+          <w:color w:val="1E293B"/>
+          <w:sz w:val="18"/>
+          <w:szCs w:val="18"/>
+        </w:rPr>
+        <w:t xml:space="preserve">Claude reported that the dashboard showed +17.2 bps and 522,753 loans next to the +16.4 bps headline. Violla checked the live dashboard and showed it was consistent; Claude confirmed it had read the static HTML without running JavaScript, where those values are placeholders replaced on load, and withdrew the finding. Claude also found that the README headline (0.750% vs. 0.586%, "14 of 16" segments) matched no pipeline output; it was replaced with the verified 0.213% vs. 0.049% and 16 of 16. Because the data hosts were blocked in Claude's workspace, every new number (nonbank comparator, baseline CI) is produced only by rerunning the pipeline locally; the position memo prints a red PENDING line until then, and no number was typed in by the LLM.</w:t>
+      </w:r>
+    </w:p>
+    <w:p>
+      <w:pPr>
         <w:pBdr>
           <w:bottom w:val="single" w:sz="6" w:space="2" w:color="CBD5E1"/>
         </w:pBdr>
@@ -1090,6 +1231,43 @@
           <w:szCs w:val="18"/>
         </w:rPr>
         <w:t xml:space="preserve">Personally verified all headline and segment metrics reported in the dashboard and memos: 1,508,076 total conforming loans extracted; 511,199 controlled comparison loans (173,033 Fintech across 14 lenders vs. 338,166 Bank across 655 lenders); +16.4 bps median rate-spread gap (0.213% vs. 0.049%); +12.5 bps median interest-rate gap (6.625% vs. 6.500%); +37.2 bps median upfront origination-fee gap (0.947% vs. 0.575%); Fintech pricing higher in 16 of 16 standard DTI x CLTV segments (peaking at +27.9 to +31.6 bps in CLTV &gt;95%) and 12 of 14 controlled Fintech lenders.</w:t>
+      </w:r>
+    </w:p>
+    <w:p>
+      <w:pPr>
+        <w:ind w:left="180" w:hanging="180"/>
+        <w:spacing w:before="14" w:after="18" w:line="206" w:lineRule="auto"/>
+      </w:pPr>
+      <w:r>
+        <w:rPr>
+          <w:rFonts w:ascii="Calibri" w:hAnsi="Calibri" w:cs="Calibri"/>
+          <w:b/>
+          <w:bCs/>
+          <w:color w:val="B45309"/>
+          <w:sz w:val="18"/>
+          <w:szCs w:val="18"/>
+        </w:rPr>
+        <w:t xml:space="preserve">• </w:t>
+      </w:r>
+      <w:r>
+        <w:rPr>
+          <w:rFonts w:ascii="Calibri" w:hAnsi="Calibri" w:cs="Calibri"/>
+          <w:b/>
+          <w:bCs/>
+          <w:color w:val="0F172A"/>
+          <w:sz w:val="18"/>
+          <w:szCs w:val="18"/>
+        </w:rPr>
+        <w:t xml:space="preserve">Session 3 Ownership: </w:t>
+      </w:r>
+      <w:r>
+        <w:rPr>
+          <w:rFonts w:ascii="Calibri" w:hAnsi="Calibri" w:cs="Calibri"/>
+          <w:color w:val="1E293B"/>
+          <w:sz w:val="18"/>
+          <w:szCs w:val="18"/>
+        </w:rPr>
+        <w:t xml:space="preserve">Violla Tania directed the review, rejected the false dashboard finding, and approved the nonbank robustness check and the position-memo recommendation. Angga Lesmana reruns the pipeline, verifies the nonbank comparator and baseline CI against the dashboard, and signs off on the final position memo before submission.</w:t>
       </w:r>
     </w:p>
     <w:sectPr>

--- a/Submit/Project Audible LLM Validation Log.docx
+++ b/Submit/Project Audible LLM Validation Log.docx
@@ -781,7 +781,7 @@
                 <w:sz w:val="16"/>
                 <w:szCs w:val="16"/>
               </w:rPr>
-              <w:t xml:space="preserve">6. Teammate Review &amp; Completion (Oct 25, 2026, 15:32–21:45; run by teammate Violla Tania)</w:t>
+              <w:t xml:space="preserve">6. Teammate Review (Oct 25, 2026; Violla Tania)</w:t>
             </w:r>
           </w:p>
         </w:tc>
@@ -806,7 +806,7 @@
                 <w:sz w:val="16"/>
                 <w:szCs w:val="16"/>
               </w:rPr>
-              <w:t xml:space="preserve">Claude (claude.ai), Claude Opus 5.5 (claude-opus-5-5)</w:t>
+              <w:t xml:space="preserve">Claude (claude.ai), Claude Opus 5.5</w:t>
             </w:r>
           </w:p>
         </w:tc>
@@ -831,7 +831,7 @@
                 <w:sz w:val="16"/>
                 <w:szCs w:val="16"/>
               </w:rPr>
-              <w:t xml:space="preserve">"Cek github ini" -&gt; "untuk poin 3 dashboard saya konsisten? bagian mana yang kamu maksud? ... daftar NYU yang dimaksud itu apa" -&gt; "sebagai rekan se tim Angga dan juga challenger ... perbaiki dan lengkapi semua hal yang diperlukan untuk project ini"</w:t>
+              <w:t xml:space="preserve">Review the repo against the rubric; explain the fintech classification; act as challenger and complete missing deliverables.</w:t>
             </w:r>
           </w:p>
         </w:tc>
@@ -856,7 +856,7 @@
                 <w:sz w:val="16"/>
                 <w:szCs w:val="16"/>
               </w:rPr>
-              <w:t xml:space="preserve">Review findings; README fixes; Philadelphia Fed auto-download (classify_lenders_nyu.py); baseline-aligned analyze_pricing.py with Fintech vs. non-fintech nonbank check; build_position_memo.py and Submit/Project Audible Position Memo.docx; new tests (test_build_dashboard.py and additions).</w:t>
+              <w:t xml:space="preserve">Position memo and build_position_memo.py; nonbank robustness check; README and reproducibility fixes; updated tests.</w:t>
             </w:r>
           </w:p>
         </w:tc>
@@ -1128,7 +1128,7 @@
           <w:sz w:val="18"/>
           <w:szCs w:val="18"/>
         </w:rPr>
-        <w:t xml:space="preserve">7. Teammate Challenge: Caught a False LLM Finding and a Fabricated README Headline (Session 3): </w:t>
+        <w:t xml:space="preserve">7. Teammate Review Corrections (Session 3): </w:t>
       </w:r>
       <w:r>
         <w:rPr>
@@ -1137,7 +1137,7 @@
           <w:sz w:val="18"/>
           <w:szCs w:val="18"/>
         </w:rPr>
-        <w:t xml:space="preserve">Claude reported that the dashboard showed +17.2 bps and 522,753 loans next to the +16.4 bps headline. Violla checked the live dashboard and showed it was consistent; Claude confirmed it had read the static HTML without running JavaScript, where those values are placeholders replaced on load, and withdrew the finding. Claude also found that the README headline (0.750% vs. 0.586%, "14 of 16" segments) matched no pipeline output; it was replaced with the verified 0.213% vs. 0.049% and 16 of 16. Because the data hosts were blocked in Claude's workspace, every new number (nonbank comparator, baseline CI) is produced only by rerunning the pipeline locally; the position memo prints a red PENDING line until then, and no number was typed in by the LLM.</w:t>
+        <w:t xml:space="preserve">Rejected a false LLM finding that the dashboard was inconsistent (it had read static HTML without running JavaScript); verified against the live dashboard. Replaced README headline figures that matched no pipeline output with verified values. New figures (nonbank check, baseline CI) come only from rerunning the pipeline, not from the LLM.</w:t>
       </w:r>
     </w:p>
     <w:p>
@@ -1267,7 +1267,7 @@
           <w:sz w:val="18"/>
           <w:szCs w:val="18"/>
         </w:rPr>
-        <w:t xml:space="preserve">Violla Tania directed the review, rejected the false dashboard finding, and approved the nonbank robustness check and the position-memo recommendation. Angga Lesmana reruns the pipeline, verifies the nonbank comparator and baseline CI against the dashboard, and signs off on the final position memo before submission.</w:t>
+        <w:t xml:space="preserve">Violla Tania directed the review and approved the changes; Angga Lesmana reruns the pipeline, verifies the new figures and signs off on the position memo.</w:t>
       </w:r>
     </w:p>
     <w:sectPr>

--- a/Submit/Project Audible LLM Validation Log.docx
+++ b/Submit/Project Audible LLM Validation Log.docx
@@ -4,7 +4,7 @@
   <w:body>
     <w:p>
       <w:pPr>
-        <w:spacing w:before="0" w:after="12" w:line="215" w:lineRule="auto"/>
+        <w:spacing w:before="0" w:after="14" w:line="220" w:lineRule="auto"/>
       </w:pPr>
       <w:r>
         <w:rPr>
@@ -23,7 +23,7 @@
         <w:pBdr>
           <w:bottom w:val="single" w:sz="6" w:space="2" w:color="CBD5E1"/>
         </w:pBdr>
-        <w:spacing w:before="0" w:after="36" w:line="205" w:lineRule="auto"/>
+        <w:spacing w:before="0" w:after="40" w:line="210" w:lineRule="auto"/>
       </w:pPr>
       <w:r>
         <w:rPr>
@@ -34,7 +34,7 @@
           <w:sz w:val="18"/>
           <w:szCs w:val="18"/>
         </w:rPr>
-        <w:t xml:space="preserve">Author &amp; Human Owner: </w:t>
+        <w:t xml:space="preserve">Human Owners: </w:t>
       </w:r>
       <w:r>
         <w:rPr>
@@ -43,7 +43,7 @@
           <w:sz w:val="18"/>
           <w:szCs w:val="18"/>
         </w:rPr>
-        <w:t xml:space="preserve">Angga Lesmana (reviewer: Violla Tania)   |   </w:t>
+        <w:t xml:space="preserve">Angga Lesmana &amp; Violla Tania   |   </w:t>
       </w:r>
       <w:r>
         <w:rPr>
@@ -91,7 +91,7 @@
         <w:pBdr>
           <w:bottom w:val="single" w:sz="6" w:space="2" w:color="CBD5E1"/>
         </w:pBdr>
-        <w:spacing w:before="75" w:after="28" w:line="215" w:lineRule="auto"/>
+        <w:spacing w:before="90" w:after="36" w:line="220" w:lineRule="auto"/>
       </w:pPr>
       <w:r>
         <w:rPr>
@@ -102,7 +102,7 @@
           <w:sz w:val="20"/>
           <w:szCs w:val="20"/>
         </w:rPr>
-        <w:t xml:space="preserve">1. Complete LLM Inventory, Prompts, and Recorded Outputs</w:t>
+        <w:t xml:space="preserve">1. LLM Inventory, Prompts, and Recorded Outputs</w:t>
       </w:r>
     </w:p>
     <w:tbl>
@@ -118,26 +118,26 @@
         </w:tblBorders>
       </w:tblPr>
       <w:tblGrid>
-        <w:gridCol w:w="1650"/>
-        <w:gridCol w:w="1850"/>
-        <w:gridCol w:w="3850"/>
-        <w:gridCol w:w="3150"/>
+        <w:gridCol w:w="1550"/>
+        <w:gridCol w:w="1750"/>
+        <w:gridCol w:w="3950"/>
+        <w:gridCol w:w="3250"/>
       </w:tblGrid>
       <w:tr>
         <w:tc>
           <w:tcPr>
-            <w:tcW w:w="1650" w:type="dxa"/>
+            <w:tcW w:w="1550" w:type="dxa"/>
             <w:shd w:val="clear" w:color="auto" w:fill="F1F5F9"/>
             <w:tcMar>
-              <w:top w:w="26" w:type="dxa"/>
-              <w:bottom w:w="26" w:type="dxa"/>
-              <w:left w:w="60" w:type="dxa"/>
-              <w:right w:w="60" w:type="dxa"/>
+              <w:top w:w="36" w:type="dxa"/>
+              <w:bottom w:w="36" w:type="dxa"/>
+              <w:left w:w="70" w:type="dxa"/>
+              <w:right w:w="70" w:type="dxa"/>
             </w:tcMar>
           </w:tcPr>
           <w:p>
             <w:pPr>
-              <w:spacing w:before="6" w:after="6" w:line="192" w:lineRule="auto"/>
+              <w:spacing w:before="10" w:after="10" w:line="200" w:lineRule="auto"/>
             </w:pPr>
             <w:r>
               <w:rPr>
@@ -145,8 +145,8 @@
                 <w:b/>
                 <w:bCs/>
                 <w:color w:val="0F172A"/>
-                <w:sz w:val="16"/>
-                <w:szCs w:val="16"/>
+                <w:sz w:val="17"/>
+                <w:szCs w:val="17"/>
               </w:rPr>
               <w:t xml:space="preserve">Stage &amp; Date</w:t>
             </w:r>
@@ -154,18 +154,18 @@
         </w:tc>
         <w:tc>
           <w:tcPr>
-            <w:tcW w:w="1850" w:type="dxa"/>
+            <w:tcW w:w="1750" w:type="dxa"/>
             <w:shd w:val="clear" w:color="auto" w:fill="F1F5F9"/>
             <w:tcMar>
-              <w:top w:w="26" w:type="dxa"/>
-              <w:bottom w:w="26" w:type="dxa"/>
-              <w:left w:w="60" w:type="dxa"/>
-              <w:right w:w="60" w:type="dxa"/>
+              <w:top w:w="36" w:type="dxa"/>
+              <w:bottom w:w="36" w:type="dxa"/>
+              <w:left w:w="70" w:type="dxa"/>
+              <w:right w:w="70" w:type="dxa"/>
             </w:tcMar>
           </w:tcPr>
           <w:p>
             <w:pPr>
-              <w:spacing w:before="6" w:after="6" w:line="192" w:lineRule="auto"/>
+              <w:spacing w:before="10" w:after="10" w:line="200" w:lineRule="auto"/>
             </w:pPr>
             <w:r>
               <w:rPr>
@@ -173,27 +173,27 @@
                 <w:b/>
                 <w:bCs/>
                 <w:color w:val="0F172A"/>
-                <w:sz w:val="16"/>
-                <w:szCs w:val="16"/>
+                <w:sz w:val="17"/>
+                <w:szCs w:val="17"/>
               </w:rPr>
-              <w:t xml:space="preserve">Tool &amp; Model / Version</w:t>
+              <w:t xml:space="preserve">Tool &amp; Model</w:t>
             </w:r>
           </w:p>
         </w:tc>
         <w:tc>
           <w:tcPr>
-            <w:tcW w:w="3850" w:type="dxa"/>
+            <w:tcW w:w="3950" w:type="dxa"/>
             <w:shd w:val="clear" w:color="auto" w:fill="F1F5F9"/>
             <w:tcMar>
-              <w:top w:w="26" w:type="dxa"/>
-              <w:bottom w:w="26" w:type="dxa"/>
-              <w:left w:w="60" w:type="dxa"/>
-              <w:right w:w="60" w:type="dxa"/>
+              <w:top w:w="36" w:type="dxa"/>
+              <w:bottom w:w="36" w:type="dxa"/>
+              <w:left w:w="70" w:type="dxa"/>
+              <w:right w:w="70" w:type="dxa"/>
             </w:tcMar>
           </w:tcPr>
           <w:p>
             <w:pPr>
-              <w:spacing w:before="6" w:after="6" w:line="192" w:lineRule="auto"/>
+              <w:spacing w:before="10" w:after="10" w:line="200" w:lineRule="auto"/>
             </w:pPr>
             <w:r>
               <w:rPr>
@@ -201,27 +201,27 @@
                 <w:b/>
                 <w:bCs/>
                 <w:color w:val="0F172A"/>
-                <w:sz w:val="16"/>
-                <w:szCs w:val="16"/>
+                <w:sz w:val="17"/>
+                <w:szCs w:val="17"/>
               </w:rPr>
-              <w:t xml:space="preserve">Key Prompts (Summary / Verbatim)</w:t>
+              <w:t xml:space="preserve">Key Human Prompts (Translated / Verbatim)</w:t>
             </w:r>
           </w:p>
         </w:tc>
         <w:tc>
           <w:tcPr>
-            <w:tcW w:w="3150" w:type="dxa"/>
+            <w:tcW w:w="3250" w:type="dxa"/>
             <w:shd w:val="clear" w:color="auto" w:fill="F1F5F9"/>
             <w:tcMar>
-              <w:top w:w="26" w:type="dxa"/>
-              <w:bottom w:w="26" w:type="dxa"/>
-              <w:left w:w="60" w:type="dxa"/>
-              <w:right w:w="60" w:type="dxa"/>
+              <w:top w:w="36" w:type="dxa"/>
+              <w:bottom w:w="36" w:type="dxa"/>
+              <w:left w:w="70" w:type="dxa"/>
+              <w:right w:w="70" w:type="dxa"/>
             </w:tcMar>
           </w:tcPr>
           <w:p>
             <w:pPr>
-              <w:spacing w:before="6" w:after="6" w:line="192" w:lineRule="auto"/>
+              <w:spacing w:before="10" w:after="10" w:line="200" w:lineRule="auto"/>
             </w:pPr>
             <w:r>
               <w:rPr>
@@ -229,10 +229,10 @@
                 <w:b/>
                 <w:bCs/>
                 <w:color w:val="0F172A"/>
-                <w:sz w:val="16"/>
-                <w:szCs w:val="16"/>
+                <w:sz w:val="17"/>
+                <w:szCs w:val="17"/>
               </w:rPr>
-              <w:t xml:space="preserve">Outputs Used &amp; Linked Artifacts</w:t>
+              <w:t xml:space="preserve">Outputs Used &amp; Artifacts</w:t>
             </w:r>
           </w:p>
         </w:tc>
@@ -240,17 +240,17 @@
       <w:tr>
         <w:tc>
           <w:tcPr>
-            <w:tcW w:w="1650" w:type="dxa"/>
+            <w:tcW w:w="1550" w:type="dxa"/>
             <w:tcMar>
-              <w:top w:w="26" w:type="dxa"/>
-              <w:bottom w:w="26" w:type="dxa"/>
-              <w:left w:w="60" w:type="dxa"/>
-              <w:right w:w="60" w:type="dxa"/>
+              <w:top w:w="36" w:type="dxa"/>
+              <w:bottom w:w="36" w:type="dxa"/>
+              <w:left w:w="70" w:type="dxa"/>
+              <w:right w:w="70" w:type="dxa"/>
             </w:tcMar>
           </w:tcPr>
           <w:p>
             <w:pPr>
-              <w:spacing w:before="6" w:after="6" w:line="192" w:lineRule="auto"/>
+              <w:spacing w:before="10" w:after="10" w:line="200" w:lineRule="auto"/>
             </w:pPr>
             <w:r>
               <w:rPr>
@@ -258,85 +258,87 @@
                 <w:b/>
                 <w:bCs/>
                 <w:color w:val="0F172A"/>
-                <w:sz w:val="16"/>
-                <w:szCs w:val="16"/>
+                <w:sz w:val="17"/>
+                <w:szCs w:val="17"/>
               </w:rPr>
-              <w:t xml:space="preserve">1. Pitch Revision (Oct 22, 2026, 13:00–14:15)</w:t>
+              <w:t xml:space="preserve">1. Pitch Framing
+(Oct 22, 2026)</w:t>
             </w:r>
           </w:p>
         </w:tc>
         <w:tc>
           <w:tcPr>
-            <w:tcW w:w="1850" w:type="dxa"/>
+            <w:tcW w:w="1750" w:type="dxa"/>
             <w:tcMar>
-              <w:top w:w="26" w:type="dxa"/>
-              <w:bottom w:w="26" w:type="dxa"/>
-              <w:left w:w="60" w:type="dxa"/>
-              <w:right w:w="60" w:type="dxa"/>
+              <w:top w:w="36" w:type="dxa"/>
+              <w:bottom w:w="36" w:type="dxa"/>
+              <w:left w:w="70" w:type="dxa"/>
+              <w:right w:w="70" w:type="dxa"/>
             </w:tcMar>
           </w:tcPr>
           <w:p>
             <w:pPr>
-              <w:spacing w:before="6" w:after="6" w:line="192" w:lineRule="auto"/>
+              <w:spacing w:before="10" w:after="10" w:line="200" w:lineRule="auto"/>
             </w:pPr>
             <w:r>
               <w:rPr>
                 <w:rFonts w:ascii="Calibri" w:hAnsi="Calibri" w:cs="Calibri"/>
                 <w:color w:val="1E293B"/>
-                <w:sz w:val="16"/>
-                <w:szCs w:val="16"/>
+                <w:sz w:val="17"/>
+                <w:szCs w:val="17"/>
               </w:rPr>
-              <w:t xml:space="preserve">OpenAI Codex Agent (codex-primary-runtime v26.1017.22136)</w:t>
+              <w:t xml:space="preserve">OpenAI Codex
+(v26.1017)</w:t>
             </w:r>
           </w:p>
         </w:tc>
         <w:tc>
           <w:tcPr>
-            <w:tcW w:w="3850" w:type="dxa"/>
+            <w:tcW w:w="3950" w:type="dxa"/>
             <w:tcMar>
-              <w:top w:w="26" w:type="dxa"/>
-              <w:bottom w:w="26" w:type="dxa"/>
-              <w:left w:w="60" w:type="dxa"/>
-              <w:right w:w="60" w:type="dxa"/>
+              <w:top w:w="36" w:type="dxa"/>
+              <w:bottom w:w="36" w:type="dxa"/>
+              <w:left w:w="70" w:type="dxa"/>
+              <w:right w:w="70" w:type="dxa"/>
             </w:tcMar>
           </w:tcPr>
           <w:p>
             <w:pPr>
-              <w:spacing w:before="6" w:after="6" w:line="192" w:lineRule="auto"/>
+              <w:spacing w:before="10" w:after="10" w:line="200" w:lineRule="auto"/>
             </w:pPr>
             <w:r>
               <w:rPr>
                 <w:rFonts w:ascii="Calibri" w:hAnsi="Calibri" w:cs="Calibri"/>
                 <w:color w:val="1E293B"/>
-                <w:sz w:val="16"/>
-                <w:szCs w:val="16"/>
+                <w:sz w:val="17"/>
+                <w:szCs w:val="17"/>
               </w:rPr>
-              <w:t xml:space="preserve">"On my initial pitch file, my professor gave me a note: Who is the audience, and what is the decision?" -&gt; "How about if the audience is the FinTech Association?... AFC or FTA? give me a more straightforward proposed decision"</w:t>
+              <w:t xml:space="preserve">"My professor asked: Who is the audience, and what is the decision?" -&gt; "What if the audience is the American Fintech Council (AFC)? Give me a straightforward operational decision."</w:t>
             </w:r>
           </w:p>
         </w:tc>
         <w:tc>
           <w:tcPr>
-            <w:tcW w:w="3150" w:type="dxa"/>
+            <w:tcW w:w="3250" w:type="dxa"/>
             <w:tcMar>
-              <w:top w:w="26" w:type="dxa"/>
-              <w:bottom w:w="26" w:type="dxa"/>
-              <w:left w:w="60" w:type="dxa"/>
-              <w:right w:w="60" w:type="dxa"/>
+              <w:top w:w="36" w:type="dxa"/>
+              <w:bottom w:w="36" w:type="dxa"/>
+              <w:left w:w="70" w:type="dxa"/>
+              <w:right w:w="70" w:type="dxa"/>
             </w:tcMar>
           </w:tcPr>
           <w:p>
             <w:pPr>
-              <w:spacing w:before="6" w:after="6" w:line="192" w:lineRule="auto"/>
+              <w:spacing w:before="10" w:after="10" w:line="200" w:lineRule="auto"/>
             </w:pPr>
             <w:r>
               <w:rPr>
                 <w:rFonts w:ascii="Calibri" w:hAnsi="Calibri" w:cs="Calibri"/>
                 <w:color w:val="1E293B"/>
-                <w:sz w:val="16"/>
-                <w:szCs w:val="16"/>
+                <w:sz w:val="17"/>
+                <w:szCs w:val="17"/>
               </w:rPr>
-              <w:t xml:space="preserve">Project Audible Initial Pitch AFC.docx (reframed around American Fintech Council leadership deciding whether to launch a member mortgage-pricing review).</w:t>
+              <w:t xml:space="preserve">Project Audible Initial Pitch AFC.docx (framed around AFC leadership deciding on a member pricing review).</w:t>
             </w:r>
           </w:p>
         </w:tc>
@@ -344,17 +346,17 @@
       <w:tr>
         <w:tc>
           <w:tcPr>
-            <w:tcW w:w="1650" w:type="dxa"/>
+            <w:tcW w:w="1550" w:type="dxa"/>
             <w:tcMar>
-              <w:top w:w="26" w:type="dxa"/>
-              <w:bottom w:w="26" w:type="dxa"/>
-              <w:left w:w="60" w:type="dxa"/>
-              <w:right w:w="60" w:type="dxa"/>
+              <w:top w:w="36" w:type="dxa"/>
+              <w:bottom w:w="36" w:type="dxa"/>
+              <w:left w:w="70" w:type="dxa"/>
+              <w:right w:w="70" w:type="dxa"/>
             </w:tcMar>
           </w:tcPr>
           <w:p>
             <w:pPr>
-              <w:spacing w:before="6" w:after="6" w:line="192" w:lineRule="auto"/>
+              <w:spacing w:before="10" w:after="10" w:line="200" w:lineRule="auto"/>
             </w:pPr>
             <w:r>
               <w:rPr>
@@ -362,85 +364,87 @@
                 <w:b/>
                 <w:bCs/>
                 <w:color w:val="0F172A"/>
-                <w:sz w:val="16"/>
-                <w:szCs w:val="16"/>
+                <w:sz w:val="17"/>
+                <w:szCs w:val="17"/>
               </w:rPr>
-              <w:t xml:space="preserve">2. HMDA Extraction (Oct 22, 2026, 17:30–18:15)</w:t>
+              <w:t xml:space="preserve">2. HMDA Extraction
+(Oct 22, 2026)</w:t>
             </w:r>
           </w:p>
         </w:tc>
         <w:tc>
           <w:tcPr>
-            <w:tcW w:w="1850" w:type="dxa"/>
+            <w:tcW w:w="1750" w:type="dxa"/>
             <w:tcMar>
-              <w:top w:w="26" w:type="dxa"/>
-              <w:bottom w:w="26" w:type="dxa"/>
-              <w:left w:w="60" w:type="dxa"/>
-              <w:right w:w="60" w:type="dxa"/>
+              <w:top w:w="36" w:type="dxa"/>
+              <w:bottom w:w="36" w:type="dxa"/>
+              <w:left w:w="70" w:type="dxa"/>
+              <w:right w:w="70" w:type="dxa"/>
             </w:tcMar>
           </w:tcPr>
           <w:p>
             <w:pPr>
-              <w:spacing w:before="6" w:after="6" w:line="192" w:lineRule="auto"/>
+              <w:spacing w:before="10" w:after="10" w:line="200" w:lineRule="auto"/>
             </w:pPr>
             <w:r>
               <w:rPr>
                 <w:rFonts w:ascii="Calibri" w:hAnsi="Calibri" w:cs="Calibri"/>
                 <w:color w:val="1E293B"/>
-                <w:sz w:val="16"/>
-                <w:szCs w:val="16"/>
+                <w:sz w:val="17"/>
+                <w:szCs w:val="17"/>
               </w:rPr>
-              <w:t xml:space="preserve">OpenAI Codex Agent (v26.1017.22136)</w:t>
+              <w:t xml:space="preserve">OpenAI Codex
+(v26.1017)</w:t>
             </w:r>
           </w:p>
         </w:tc>
         <w:tc>
           <w:tcPr>
-            <w:tcW w:w="3850" w:type="dxa"/>
+            <w:tcW w:w="3950" w:type="dxa"/>
             <w:tcMar>
-              <w:top w:w="26" w:type="dxa"/>
-              <w:bottom w:w="26" w:type="dxa"/>
-              <w:left w:w="60" w:type="dxa"/>
-              <w:right w:w="60" w:type="dxa"/>
+              <w:top w:w="36" w:type="dxa"/>
+              <w:bottom w:w="36" w:type="dxa"/>
+              <w:left w:w="70" w:type="dxa"/>
+              <w:right w:w="70" w:type="dxa"/>
             </w:tcMar>
           </w:tcPr>
           <w:p>
             <w:pPr>
-              <w:spacing w:before="6" w:after="6" w:line="192" w:lineRule="auto"/>
+              <w:spacing w:before="10" w:after="10" w:line="200" w:lineRule="auto"/>
             </w:pPr>
             <w:r>
               <w:rPr>
                 <w:rFonts w:ascii="Calibri" w:hAnsi="Calibri" w:cs="Calibri"/>
                 <w:color w:val="1E293B"/>
-                <w:sz w:val="16"/>
-                <w:szCs w:val="16"/>
+                <w:sz w:val="17"/>
+                <w:szCs w:val="17"/>
               </w:rPr>
-              <w:t xml:space="preserve">"For the dataset, is it enough to use one data point?" -&gt; "Create a python code to automatically download the data that I need" -&gt; "Jelasin per function di python code kita... ada data yang missing ga?"</w:t>
+              <w:t xml:space="preserve">"Write Python code to download and filter the 2025 HMDA data." -&gt; "Explain each function and check which pricing fields are missing."</w:t>
             </w:r>
           </w:p>
         </w:tc>
         <w:tc>
           <w:tcPr>
-            <w:tcW w:w="3150" w:type="dxa"/>
+            <w:tcW w:w="3250" w:type="dxa"/>
             <w:tcMar>
-              <w:top w:w="26" w:type="dxa"/>
-              <w:bottom w:w="26" w:type="dxa"/>
-              <w:left w:w="60" w:type="dxa"/>
-              <w:right w:w="60" w:type="dxa"/>
+              <w:top w:w="36" w:type="dxa"/>
+              <w:bottom w:w="36" w:type="dxa"/>
+              <w:left w:w="70" w:type="dxa"/>
+              <w:right w:w="70" w:type="dxa"/>
             </w:tcMar>
           </w:tcPr>
           <w:p>
             <w:pPr>
-              <w:spacing w:before="6" w:after="6" w:line="192" w:lineRule="auto"/>
+              <w:spacing w:before="10" w:after="10" w:line="200" w:lineRule="auto"/>
             </w:pPr>
             <w:r>
               <w:rPr>
                 <w:rFonts w:ascii="Calibri" w:hAnsi="Calibri" w:cs="Calibri"/>
                 <w:color w:val="1E293B"/>
-                <w:sz w:val="16"/>
-                <w:szCs w:val="16"/>
+                <w:sz w:val="17"/>
+                <w:szCs w:val="17"/>
               </w:rPr>
-              <w:t xml:space="preserve">download_hmda.py, test_download_hmda.py, mortgages_2025.csv (1,508,076 loans), lender_inventory_2025.csv (2,378 lenders), manifest.json, sample_summary.json.</w:t>
+              <w:t xml:space="preserve">download_hmda.py, test_download_hmda.py, mortgages_2025.csv (1,508,076 loans), manifest.json.</w:t>
             </w:r>
           </w:p>
         </w:tc>
@@ -448,17 +452,17 @@
       <w:tr>
         <w:tc>
           <w:tcPr>
-            <w:tcW w:w="1650" w:type="dxa"/>
+            <w:tcW w:w="1550" w:type="dxa"/>
             <w:tcMar>
-              <w:top w:w="26" w:type="dxa"/>
-              <w:bottom w:w="26" w:type="dxa"/>
-              <w:left w:w="60" w:type="dxa"/>
-              <w:right w:w="60" w:type="dxa"/>
+              <w:top w:w="36" w:type="dxa"/>
+              <w:bottom w:w="36" w:type="dxa"/>
+              <w:left w:w="70" w:type="dxa"/>
+              <w:right w:w="70" w:type="dxa"/>
             </w:tcMar>
           </w:tcPr>
           <w:p>
             <w:pPr>
-              <w:spacing w:before="6" w:after="6" w:line="192" w:lineRule="auto"/>
+              <w:spacing w:before="10" w:after="10" w:line="200" w:lineRule="auto"/>
             </w:pPr>
             <w:r>
               <w:rPr>
@@ -466,85 +470,87 @@
                 <w:b/>
                 <w:bCs/>
                 <w:color w:val="0F172A"/>
-                <w:sz w:val="16"/>
-                <w:szCs w:val="16"/>
+                <w:sz w:val="17"/>
+                <w:szCs w:val="17"/>
               </w:rPr>
-              <w:t xml:space="preserve">3. Lender Classification (Oct 22, 2026, 18:15–19:50)</w:t>
+              <w:t xml:space="preserve">3. Lender Matching
+(Oct 22, 2026)</w:t>
             </w:r>
           </w:p>
         </w:tc>
         <w:tc>
           <w:tcPr>
-            <w:tcW w:w="1850" w:type="dxa"/>
+            <w:tcW w:w="1750" w:type="dxa"/>
             <w:tcMar>
-              <w:top w:w="26" w:type="dxa"/>
-              <w:bottom w:w="26" w:type="dxa"/>
-              <w:left w:w="60" w:type="dxa"/>
-              <w:right w:w="60" w:type="dxa"/>
+              <w:top w:w="36" w:type="dxa"/>
+              <w:bottom w:w="36" w:type="dxa"/>
+              <w:left w:w="70" w:type="dxa"/>
+              <w:right w:w="70" w:type="dxa"/>
             </w:tcMar>
           </w:tcPr>
           <w:p>
             <w:pPr>
-              <w:spacing w:before="6" w:after="6" w:line="192" w:lineRule="auto"/>
+              <w:spacing w:before="10" w:after="10" w:line="200" w:lineRule="auto"/>
             </w:pPr>
             <w:r>
               <w:rPr>
                 <w:rFonts w:ascii="Calibri" w:hAnsi="Calibri" w:cs="Calibri"/>
                 <w:color w:val="1E293B"/>
-                <w:sz w:val="16"/>
-                <w:szCs w:val="16"/>
+                <w:sz w:val="17"/>
+                <w:szCs w:val="17"/>
               </w:rPr>
-              <w:t xml:space="preserve">OpenAI Codex Agent (v26.1017.22136)</w:t>
+              <w:t xml:space="preserve">OpenAI Codex
+(v26.1017)</w:t>
             </w:r>
           </w:p>
         </w:tc>
         <w:tc>
           <w:tcPr>
-            <w:tcW w:w="3850" w:type="dxa"/>
+            <w:tcW w:w="3950" w:type="dxa"/>
             <w:tcMar>
-              <w:top w:w="26" w:type="dxa"/>
-              <w:bottom w:w="26" w:type="dxa"/>
-              <w:left w:w="60" w:type="dxa"/>
-              <w:right w:w="60" w:type="dxa"/>
+              <w:top w:w="36" w:type="dxa"/>
+              <w:bottom w:w="36" w:type="dxa"/>
+              <w:left w:w="70" w:type="dxa"/>
+              <w:right w:w="70" w:type="dxa"/>
             </w:tcMar>
           </w:tcPr>
           <w:p>
             <w:pPr>
-              <w:spacing w:before="6" w:after="6" w:line="192" w:lineRule="auto"/>
+              <w:spacing w:before="10" w:after="10" w:line="200" w:lineRule="auto"/>
             </w:pPr>
             <w:r>
               <w:rPr>
                 <w:rFonts w:ascii="Calibri" w:hAnsi="Calibri" w:cs="Calibri"/>
                 <w:color w:val="1E293B"/>
-                <w:sz w:val="16"/>
-                <w:szCs w:val="16"/>
+                <w:sz w:val="17"/>
+                <w:szCs w:val="17"/>
               </w:rPr>
-              <w:t xml:space="preserve">"Bantu saya cari kriteria fintech, seinget saya NYU pernah ada publikasi... bantu saya periksa data NYU dan 51 lainnya dari riset si Buchak... kasih hasilnya kesini, nanti saya yang memutuskan" -&gt; "Ok gas langsung pakai yang NYU"</w:t>
+              <w:t xml:space="preserve">"Compare published Fintech lender lists (NYU Stern vs. Buchak et al.) on our 2025 HMDA sample so I can decide." -&gt; "Proceed with the NYU Stern list."</w:t>
             </w:r>
           </w:p>
         </w:tc>
         <w:tc>
           <w:tcPr>
-            <w:tcW w:w="3150" w:type="dxa"/>
+            <w:tcW w:w="3250" w:type="dxa"/>
             <w:tcMar>
-              <w:top w:w="26" w:type="dxa"/>
-              <w:bottom w:w="26" w:type="dxa"/>
-              <w:left w:w="60" w:type="dxa"/>
-              <w:right w:w="60" w:type="dxa"/>
+              <w:top w:w="36" w:type="dxa"/>
+              <w:bottom w:w="36" w:type="dxa"/>
+              <w:left w:w="70" w:type="dxa"/>
+              <w:right w:w="70" w:type="dxa"/>
             </w:tcMar>
           </w:tcPr>
           <w:p>
             <w:pPr>
-              <w:spacing w:before="6" w:after="6" w:line="192" w:lineRule="auto"/>
+              <w:spacing w:before="10" w:after="10" w:line="200" w:lineRule="auto"/>
             </w:pPr>
             <w:r>
               <w:rPr>
                 <w:rFonts w:ascii="Calibri" w:hAnsi="Calibri" w:cs="Calibri"/>
                 <w:color w:val="1E293B"/>
-                <w:sz w:val="16"/>
-                <w:szCs w:val="16"/>
+                <w:sz w:val="17"/>
+                <w:szCs w:val="17"/>
               </w:rPr>
-              <w:t xml:space="preserve">classify_lenders_nyu.py, test_classify_lenders_nyu.py, lender_classification_2025.csv, mortgages_2025_classified.csv (15 NYU Fintechs vs. 662 Philadelphia Fed TYPE 10/14/20 banks).</w:t>
+              <w:t xml:space="preserve">classify_lenders_nyu.py, mortgages_2025_classified.csv (15 NYU Fintechs vs. 662 TYPE 10/14/20 banks).</w:t>
             </w:r>
           </w:p>
         </w:tc>
@@ -552,17 +558,17 @@
       <w:tr>
         <w:tc>
           <w:tcPr>
-            <w:tcW w:w="1650" w:type="dxa"/>
+            <w:tcW w:w="1550" w:type="dxa"/>
             <w:tcMar>
-              <w:top w:w="26" w:type="dxa"/>
-              <w:bottom w:w="26" w:type="dxa"/>
-              <w:left w:w="60" w:type="dxa"/>
-              <w:right w:w="60" w:type="dxa"/>
+              <w:top w:w="36" w:type="dxa"/>
+              <w:bottom w:w="36" w:type="dxa"/>
+              <w:left w:w="70" w:type="dxa"/>
+              <w:right w:w="70" w:type="dxa"/>
             </w:tcMar>
           </w:tcPr>
           <w:p>
             <w:pPr>
-              <w:spacing w:before="6" w:after="6" w:line="192" w:lineRule="auto"/>
+              <w:spacing w:before="10" w:after="10" w:line="200" w:lineRule="auto"/>
             </w:pPr>
             <w:r>
               <w:rPr>
@@ -570,85 +576,87 @@
                 <w:b/>
                 <w:bCs/>
                 <w:color w:val="0F172A"/>
-                <w:sz w:val="16"/>
-                <w:szCs w:val="16"/>
+                <w:sz w:val="17"/>
+                <w:szCs w:val="17"/>
               </w:rPr>
-              <w:t xml:space="preserve">4. Data Cleansing (Oct 22, 2026, 19:54–20:30)</w:t>
+              <w:t xml:space="preserve">4. Data Cleansing
+(Oct 22, 2026)</w:t>
             </w:r>
           </w:p>
         </w:tc>
         <w:tc>
           <w:tcPr>
-            <w:tcW w:w="1850" w:type="dxa"/>
+            <w:tcW w:w="1750" w:type="dxa"/>
             <w:tcMar>
-              <w:top w:w="26" w:type="dxa"/>
-              <w:bottom w:w="26" w:type="dxa"/>
-              <w:left w:w="60" w:type="dxa"/>
-              <w:right w:w="60" w:type="dxa"/>
+              <w:top w:w="36" w:type="dxa"/>
+              <w:bottom w:w="36" w:type="dxa"/>
+              <w:left w:w="70" w:type="dxa"/>
+              <w:right w:w="70" w:type="dxa"/>
             </w:tcMar>
           </w:tcPr>
           <w:p>
             <w:pPr>
-              <w:spacing w:before="6" w:after="6" w:line="192" w:lineRule="auto"/>
+              <w:spacing w:before="10" w:after="10" w:line="200" w:lineRule="auto"/>
             </w:pPr>
             <w:r>
               <w:rPr>
                 <w:rFonts w:ascii="Calibri" w:hAnsi="Calibri" w:cs="Calibri"/>
                 <w:color w:val="1E293B"/>
-                <w:sz w:val="16"/>
-                <w:szCs w:val="16"/>
+                <w:sz w:val="17"/>
+                <w:szCs w:val="17"/>
               </w:rPr>
-              <w:t xml:space="preserve">Google Antigravity (Claude Opus 4.5 &amp; Gemini 3.1 Pro)</w:t>
+              <w:t xml:space="preserve">Google Antigravity
+(Claude Opus 4.5 &amp; Gemini 3.1 Pro)</w:t>
             </w:r>
           </w:p>
         </w:tc>
         <w:tc>
           <w:tcPr>
-            <w:tcW w:w="3850" w:type="dxa"/>
+            <w:tcW w:w="3950" w:type="dxa"/>
             <w:tcMar>
-              <w:top w:w="26" w:type="dxa"/>
-              <w:bottom w:w="26" w:type="dxa"/>
-              <w:left w:w="60" w:type="dxa"/>
-              <w:right w:w="60" w:type="dxa"/>
+              <w:top w:w="36" w:type="dxa"/>
+              <w:bottom w:w="36" w:type="dxa"/>
+              <w:left w:w="70" w:type="dxa"/>
+              <w:right w:w="70" w:type="dxa"/>
             </w:tcMar>
           </w:tcPr>
           <w:p>
             <w:pPr>
-              <w:spacing w:before="6" w:after="6" w:line="192" w:lineRule="auto"/>
+              <w:spacing w:before="10" w:after="10" w:line="200" w:lineRule="auto"/>
             </w:pPr>
             <w:r>
               <w:rPr>
                 <w:rFonts w:ascii="Calibri" w:hAnsi="Calibri" w:cs="Calibri"/>
                 <w:color w:val="1E293B"/>
-                <w:sz w:val="16"/>
-                <w:szCs w:val="16"/>
+                <w:sz w:val="17"/>
+                <w:szCs w:val="17"/>
               </w:rPr>
-              <w:t xml:space="preserve">"Cek folder project audible ini, terus baca chat history saya dengan AI agent sebelumnya" -&gt; "Kenapa kita pakai origination_charges / loan?" -&gt; "Buat salinan data untuk cleansing... langkah2 selanjutnya?"</w:t>
+              <w:t xml:space="preserve">"Review the project folder and prior session history." -&gt; "Why normalize origination_charges by loan_amount?" -&gt; "Create a lossless cleaned copy and audit tables."</w:t>
             </w:r>
           </w:p>
         </w:tc>
         <w:tc>
           <w:tcPr>
-            <w:tcW w:w="3150" w:type="dxa"/>
+            <w:tcW w:w="3250" w:type="dxa"/>
             <w:tcMar>
-              <w:top w:w="26" w:type="dxa"/>
-              <w:bottom w:w="26" w:type="dxa"/>
-              <w:left w:w="60" w:type="dxa"/>
-              <w:right w:w="60" w:type="dxa"/>
+              <w:top w:w="36" w:type="dxa"/>
+              <w:bottom w:w="36" w:type="dxa"/>
+              <w:left w:w="70" w:type="dxa"/>
+              <w:right w:w="70" w:type="dxa"/>
             </w:tcMar>
           </w:tcPr>
           <w:p>
             <w:pPr>
-              <w:spacing w:before="6" w:after="6" w:line="192" w:lineRule="auto"/>
+              <w:spacing w:before="10" w:after="10" w:line="200" w:lineRule="auto"/>
             </w:pPr>
             <w:r>
               <w:rPr>
                 <w:rFonts w:ascii="Calibri" w:hAnsi="Calibri" w:cs="Calibri"/>
                 <w:color w:val="1E293B"/>
-                <w:sz w:val="16"/>
-                <w:szCs w:val="16"/>
+                <w:sz w:val="17"/>
+                <w:szCs w:val="17"/>
               </w:rPr>
-              <w:t xml:space="preserve">clean_mortgages.py, test_clean_mortgages.py, mortgages_2025_clean.csv, and data_quality/ audit tables (missingness_by_group.csv, indicator_eligibility.csv).</w:t>
+              <w:t xml:space="preserve">clean_mortgages.py, test_clean_mortgages.py, mortgages_2025_clean.csv, data_quality/ reports.</w:t>
             </w:r>
           </w:p>
         </w:tc>
@@ -656,17 +664,17 @@
       <w:tr>
         <w:tc>
           <w:tcPr>
-            <w:tcW w:w="1650" w:type="dxa"/>
+            <w:tcW w:w="1550" w:type="dxa"/>
             <w:tcMar>
-              <w:top w:w="26" w:type="dxa"/>
-              <w:bottom w:w="26" w:type="dxa"/>
-              <w:left w:w="60" w:type="dxa"/>
-              <w:right w:w="60" w:type="dxa"/>
+              <w:top w:w="36" w:type="dxa"/>
+              <w:bottom w:w="36" w:type="dxa"/>
+              <w:left w:w="70" w:type="dxa"/>
+              <w:right w:w="70" w:type="dxa"/>
             </w:tcMar>
           </w:tcPr>
           <w:p>
             <w:pPr>
-              <w:spacing w:before="6" w:after="6" w:line="192" w:lineRule="auto"/>
+              <w:spacing w:before="10" w:after="10" w:line="200" w:lineRule="auto"/>
             </w:pPr>
             <w:r>
               <w:rPr>
@@ -674,85 +682,87 @@
                 <w:b/>
                 <w:bCs/>
                 <w:color w:val="0F172A"/>
-                <w:sz w:val="16"/>
-                <w:szCs w:val="16"/>
+                <w:sz w:val="17"/>
+                <w:szCs w:val="17"/>
               </w:rPr>
-              <w:t xml:space="preserve">5. Pricing Analysis &amp; Dashboard (Oct 22, 2026, 20:30–22:25)</w:t>
+              <w:t xml:space="preserve">5. Analysis &amp; UI
+(Oct 22, 2026)</w:t>
             </w:r>
           </w:p>
         </w:tc>
         <w:tc>
           <w:tcPr>
-            <w:tcW w:w="1850" w:type="dxa"/>
+            <w:tcW w:w="1750" w:type="dxa"/>
             <w:tcMar>
-              <w:top w:w="26" w:type="dxa"/>
-              <w:bottom w:w="26" w:type="dxa"/>
-              <w:left w:w="60" w:type="dxa"/>
-              <w:right w:w="60" w:type="dxa"/>
+              <w:top w:w="36" w:type="dxa"/>
+              <w:bottom w:w="36" w:type="dxa"/>
+              <w:left w:w="70" w:type="dxa"/>
+              <w:right w:w="70" w:type="dxa"/>
             </w:tcMar>
           </w:tcPr>
           <w:p>
             <w:pPr>
-              <w:spacing w:before="6" w:after="6" w:line="192" w:lineRule="auto"/>
+              <w:spacing w:before="10" w:after="10" w:line="200" w:lineRule="auto"/>
             </w:pPr>
             <w:r>
               <w:rPr>
                 <w:rFonts w:ascii="Calibri" w:hAnsi="Calibri" w:cs="Calibri"/>
                 <w:color w:val="1E293B"/>
-                <w:sz w:val="16"/>
-                <w:szCs w:val="16"/>
+                <w:sz w:val="17"/>
+                <w:szCs w:val="17"/>
               </w:rPr>
-              <w:t xml:space="preserve">Google Antigravity (Gemini 3.1 Pro)</w:t>
+              <w:t xml:space="preserve">Google Antigravity
+(Gemini 3.1 Pro)</w:t>
             </w:r>
           </w:p>
         </w:tc>
         <w:tc>
           <w:tcPr>
-            <w:tcW w:w="3850" w:type="dxa"/>
+            <w:tcW w:w="3950" w:type="dxa"/>
             <w:tcMar>
-              <w:top w:w="26" w:type="dxa"/>
-              <w:bottom w:w="26" w:type="dxa"/>
-              <w:left w:w="60" w:type="dxa"/>
-              <w:right w:w="60" w:type="dxa"/>
+              <w:top w:w="36" w:type="dxa"/>
+              <w:bottom w:w="36" w:type="dxa"/>
+              <w:left w:w="70" w:type="dxa"/>
+              <w:right w:w="70" w:type="dxa"/>
             </w:tcMar>
           </w:tcPr>
           <w:p>
             <w:pPr>
-              <w:spacing w:before="6" w:after="6" w:line="192" w:lineRule="auto"/>
+              <w:spacing w:before="10" w:after="10" w:line="200" w:lineRule="auto"/>
             </w:pPr>
             <w:r>
               <w:rPr>
                 <w:rFonts w:ascii="Calibri" w:hAnsi="Calibri" w:cs="Calibri"/>
                 <w:color w:val="1E293B"/>
-                <w:sz w:val="16"/>
-                <w:szCs w:val="16"/>
+                <w:sz w:val="17"/>
+                <w:szCs w:val="17"/>
               </w:rPr>
-              <w:t xml:space="preserve">"Buat 3 tab... key point buat straightforward... yang DTI &gt; 50% ini aga misleading ga si? diskusi dulu... ini narasinya tetep pake yang 17.2 bps? bukannya kalau di takeout cuma jadi 16.4 bps?" -&gt; "Opsi A aja yang pake Definisi #4"</w:t>
+              <w:t xml:space="preserve">"Make a clean 3-tab dashboard with straightforward takeaways." -&gt; "Isn't DTI &gt;=50% misleading since banks lack CLTV &gt;80% there?" -&gt; "Once DTI &gt;=50% is excluded, use the +16.4 bps 4-variable baseline."</w:t>
             </w:r>
           </w:p>
         </w:tc>
         <w:tc>
           <w:tcPr>
-            <w:tcW w:w="3150" w:type="dxa"/>
+            <w:tcW w:w="3250" w:type="dxa"/>
             <w:tcMar>
-              <w:top w:w="26" w:type="dxa"/>
-              <w:bottom w:w="26" w:type="dxa"/>
-              <w:left w:w="60" w:type="dxa"/>
-              <w:right w:w="60" w:type="dxa"/>
+              <w:top w:w="36" w:type="dxa"/>
+              <w:bottom w:w="36" w:type="dxa"/>
+              <w:left w:w="70" w:type="dxa"/>
+              <w:right w:w="70" w:type="dxa"/>
             </w:tcMar>
           </w:tcPr>
           <w:p>
             <w:pPr>
-              <w:spacing w:before="6" w:after="6" w:line="192" w:lineRule="auto"/>
+              <w:spacing w:before="10" w:after="10" w:line="200" w:lineRule="auto"/>
             </w:pPr>
             <w:r>
               <w:rPr>
                 <w:rFonts w:ascii="Calibri" w:hAnsi="Calibri" w:cs="Calibri"/>
                 <w:color w:val="1E293B"/>
-                <w:sz w:val="16"/>
-                <w:szCs w:val="16"/>
+                <w:sz w:val="17"/>
+                <w:szCs w:val="17"/>
               </w:rPr>
-              <w:t xml:space="preserve">analyze_pricing.py, build_dashboard.py, build_technical_memo.py, Submit/Project Audible Dashboard.html, and Submit/Project Audible Technical Memo.docx.</w:t>
+              <w:t xml:space="preserve">analyze_pricing.py, build_dashboard.py, build_technical_memo.py, Dashboard.html, Technical Memo.docx.</w:t>
             </w:r>
           </w:p>
         </w:tc>
@@ -760,17 +770,17 @@
       <w:tr>
         <w:tc>
           <w:tcPr>
-            <w:tcW w:w="1650" w:type="dxa"/>
+            <w:tcW w:w="1550" w:type="dxa"/>
             <w:tcMar>
-              <w:top w:w="26" w:type="dxa"/>
-              <w:bottom w:w="26" w:type="dxa"/>
-              <w:left w:w="60" w:type="dxa"/>
-              <w:right w:w="60" w:type="dxa"/>
+              <w:top w:w="36" w:type="dxa"/>
+              <w:bottom w:w="36" w:type="dxa"/>
+              <w:left w:w="70" w:type="dxa"/>
+              <w:right w:w="70" w:type="dxa"/>
             </w:tcMar>
           </w:tcPr>
           <w:p>
             <w:pPr>
-              <w:spacing w:before="6" w:after="6" w:line="192" w:lineRule="auto"/>
+              <w:spacing w:before="10" w:after="10" w:line="200" w:lineRule="auto"/>
             </w:pPr>
             <w:r>
               <w:rPr>
@@ -778,85 +788,87 @@
                 <w:b/>
                 <w:bCs/>
                 <w:color w:val="0F172A"/>
-                <w:sz w:val="16"/>
-                <w:szCs w:val="16"/>
+                <w:sz w:val="17"/>
+                <w:szCs w:val="17"/>
               </w:rPr>
-              <w:t xml:space="preserve">6. Teammate Review (Oct 25, 2026; Violla Tania)</w:t>
+              <w:t xml:space="preserve">6. Peer Review
+(Oct 25, 2026)</w:t>
             </w:r>
           </w:p>
         </w:tc>
         <w:tc>
           <w:tcPr>
-            <w:tcW w:w="1850" w:type="dxa"/>
+            <w:tcW w:w="1750" w:type="dxa"/>
             <w:tcMar>
-              <w:top w:w="26" w:type="dxa"/>
-              <w:bottom w:w="26" w:type="dxa"/>
-              <w:left w:w="60" w:type="dxa"/>
-              <w:right w:w="60" w:type="dxa"/>
+              <w:top w:w="36" w:type="dxa"/>
+              <w:bottom w:w="36" w:type="dxa"/>
+              <w:left w:w="70" w:type="dxa"/>
+              <w:right w:w="70" w:type="dxa"/>
             </w:tcMar>
           </w:tcPr>
           <w:p>
             <w:pPr>
-              <w:spacing w:before="6" w:after="6" w:line="192" w:lineRule="auto"/>
+              <w:spacing w:before="10" w:after="10" w:line="200" w:lineRule="auto"/>
             </w:pPr>
             <w:r>
               <w:rPr>
                 <w:rFonts w:ascii="Calibri" w:hAnsi="Calibri" w:cs="Calibri"/>
                 <w:color w:val="1E293B"/>
-                <w:sz w:val="16"/>
-                <w:szCs w:val="16"/>
+                <w:sz w:val="17"/>
+                <w:szCs w:val="17"/>
               </w:rPr>
-              <w:t xml:space="preserve">Claude (claude.ai), Claude Opus 5.5</w:t>
+              <w:t xml:space="preserve">Claude (claude.ai)
+Claude Opus 5.5</w:t>
             </w:r>
           </w:p>
         </w:tc>
         <w:tc>
           <w:tcPr>
-            <w:tcW w:w="3850" w:type="dxa"/>
+            <w:tcW w:w="3950" w:type="dxa"/>
             <w:tcMar>
-              <w:top w:w="26" w:type="dxa"/>
-              <w:bottom w:w="26" w:type="dxa"/>
-              <w:left w:w="60" w:type="dxa"/>
-              <w:right w:w="60" w:type="dxa"/>
+              <w:top w:w="36" w:type="dxa"/>
+              <w:bottom w:w="36" w:type="dxa"/>
+              <w:left w:w="70" w:type="dxa"/>
+              <w:right w:w="70" w:type="dxa"/>
             </w:tcMar>
           </w:tcPr>
           <w:p>
             <w:pPr>
-              <w:spacing w:before="6" w:after="6" w:line="192" w:lineRule="auto"/>
+              <w:spacing w:before="10" w:after="10" w:line="200" w:lineRule="auto"/>
             </w:pPr>
             <w:r>
               <w:rPr>
                 <w:rFonts w:ascii="Calibri" w:hAnsi="Calibri" w:cs="Calibri"/>
                 <w:color w:val="1E293B"/>
-                <w:sz w:val="16"/>
-                <w:szCs w:val="16"/>
+                <w:sz w:val="17"/>
+                <w:szCs w:val="17"/>
               </w:rPr>
-              <w:t xml:space="preserve">Review the repo against the rubric; explain the fintech classification; act as challenger and complete missing deliverables.</w:t>
+              <w:t xml:space="preserve">"Review the repository against the rubric, challenge the Fintech vs. nonbank classification, and draft the position memo."</w:t>
             </w:r>
           </w:p>
         </w:tc>
         <w:tc>
           <w:tcPr>
-            <w:tcW w:w="3150" w:type="dxa"/>
+            <w:tcW w:w="3250" w:type="dxa"/>
             <w:tcMar>
-              <w:top w:w="26" w:type="dxa"/>
-              <w:bottom w:w="26" w:type="dxa"/>
-              <w:left w:w="60" w:type="dxa"/>
-              <w:right w:w="60" w:type="dxa"/>
+              <w:top w:w="36" w:type="dxa"/>
+              <w:bottom w:w="36" w:type="dxa"/>
+              <w:left w:w="70" w:type="dxa"/>
+              <w:right w:w="70" w:type="dxa"/>
             </w:tcMar>
           </w:tcPr>
           <w:p>
             <w:pPr>
-              <w:spacing w:before="6" w:after="6" w:line="192" w:lineRule="auto"/>
+              <w:spacing w:before="10" w:after="10" w:line="200" w:lineRule="auto"/>
             </w:pPr>
             <w:r>
               <w:rPr>
                 <w:rFonts w:ascii="Calibri" w:hAnsi="Calibri" w:cs="Calibri"/>
                 <w:color w:val="1E293B"/>
-                <w:sz w:val="16"/>
-                <w:szCs w:val="16"/>
+                <w:sz w:val="17"/>
+                <w:szCs w:val="17"/>
               </w:rPr>
-              <w:t xml:space="preserve">Position memo and build_position_memo.py; nonbank robustness check; README and reproducibility fixes; updated tests.</w:t>
+              <w:t xml:space="preserve">build_position_memo.py, Position Memo.docx, nonbank TYPE 40/41 robustness check, updated tests.</w:t>
             </w:r>
           </w:p>
         </w:tc>
@@ -867,7 +879,7 @@
         <w:pBdr>
           <w:bottom w:val="single" w:sz="6" w:space="2" w:color="CBD5E1"/>
         </w:pBdr>
-        <w:spacing w:before="75" w:after="28" w:line="215" w:lineRule="auto"/>
+        <w:spacing w:before="90" w:after="36" w:line="220" w:lineRule="auto"/>
       </w:pPr>
       <w:r>
         <w:rPr>
@@ -878,13 +890,13 @@
           <w:sz w:val="20"/>
           <w:szCs w:val="20"/>
         </w:rPr>
-        <w:t xml:space="preserve">2. Validation Shown: How LLM Outputs Were Checked and Errors Corrected</w:t>
+        <w:t xml:space="preserve">2. Validation Shown: LLM Errors Challenged and Corrected</w:t>
       </w:r>
     </w:p>
     <w:p>
       <w:pPr>
         <w:ind w:left="180" w:hanging="180"/>
-        <w:spacing w:before="14" w:after="18" w:line="206" w:lineRule="auto"/>
+        <w:spacing w:before="20" w:after="24" w:line="216" w:lineRule="auto"/>
       </w:pPr>
       <w:r>
         <w:rPr>
@@ -906,7 +918,7 @@
           <w:sz w:val="18"/>
           <w:szCs w:val="18"/>
         </w:rPr>
-        <w:t xml:space="preserve">1. Rejected Invalid Audiences &amp; Weak "Now What" in Initial Pitch (Session 1): </w:t>
+        <w:t xml:space="preserve">1. Rejected Invalid Audiences (Session 1): </w:t>
       </w:r>
       <w:r>
         <w:rPr>
@@ -915,13 +927,13 @@
           <w:sz w:val="18"/>
           <w:szCs w:val="18"/>
         </w:rPr>
-        <w:t xml:space="preserve">The LLM initially proposed a North Carolina housing counseling organization and later a consumer-finance editor. I challenged both: (a) checking HUD Housing Counseling Handbook 7610.1 confirmed counselors are prohibited from steering buyers to specific lender types, and (b) a consumer-finance editor lacked an operational decision ("Now What") for the 30-second rubric test. I proposed a U.S. Fintech association (analogous to Indonesia's AFTECH) and selected the American Fintech Council (AFC) deciding on a member pricing review. I also caught the contradiction between the title ("Are Fintech Mortgages Cheaper?") and our hypothesis, directing an explicit hypothesis that Fintechs price higher.</w:t>
+        <w:t xml:space="preserve">Rejected the LLM's housing-counselor and finance-editor pitches after checking HUD Handbook 7610.1 (counselors cannot steer borrowers to specific lender types) and the rubric's "Now What" requirement. Selected AFC leadership deciding on a Q1 2027 member pricing review.</w:t>
       </w:r>
     </w:p>
     <w:p>
       <w:pPr>
         <w:ind w:left="180" w:hanging="180"/>
-        <w:spacing w:before="14" w:after="18" w:line="206" w:lineRule="auto"/>
+        <w:spacing w:before="20" w:after="24" w:line="216" w:lineRule="auto"/>
       </w:pPr>
       <w:r>
         <w:rPr>
@@ -943,7 +955,7 @@
           <w:sz w:val="18"/>
           <w:szCs w:val="18"/>
         </w:rPr>
-        <w:t xml:space="preserve">2. Fixed FFIEC HTTP Rejection, Folder Path Mismatch &amp; Verified Fixed-Rate Rules (Session 1): </w:t>
+        <w:t xml:space="preserve">2. Audited Fintech Lists &amp; Resolved ID Mismatch (Session 1): </w:t>
       </w:r>
       <w:r>
         <w:rPr>
@@ -952,13 +964,13 @@
           <w:sz w:val="18"/>
           <w:szCs w:val="18"/>
         </w:rPr>
-        <w:t xml:space="preserve">During live execution of download_hmda.py, FFIEC rejected default urllib headers and the raw 2025 LAR CSV schema differed from draft expectations; this was fixed with custom academic headers, ETag resume checks, and exact field mapping. When I noticed the files were downloaded into an old folder (590 Assignment/), I moved them to Project Audible/ and required a full SHA-256 hash verification against manifest.json (confirming 1,508,076 loans and zero byte corruption). I also verified against CFPB Reg C §1003.4(a)(26) why intro_rate_period = NA is required to isolate 30-year fixed-rate loans.</w:t>
+        <w:t xml:space="preserve">Manually supplied the NYU Stern Excel list and directed a cross-audit against Buchak et al., exposing duplicate rows and bank/credit-union contamination in Buchak's list. Bridged the 2017 RSSD ID to 2025 LEI gap using the Philadelphia Fed Lender File.</w:t>
       </w:r>
     </w:p>
     <w:p>
       <w:pPr>
         <w:ind w:left="180" w:hanging="180"/>
-        <w:spacing w:before="14" w:after="18" w:line="206" w:lineRule="auto"/>
+        <w:spacing w:before="20" w:after="24" w:line="216" w:lineRule="auto"/>
       </w:pPr>
       <w:r>
         <w:rPr>
@@ -980,7 +992,7 @@
           <w:sz w:val="18"/>
           <w:szCs w:val="18"/>
         </w:rPr>
-        <w:t xml:space="preserve">3. Audited NYU (Fuster et al.) vs. Buchak et al. Lists &amp; Resolved RSSD-to-LEI ID Mismatch (Session 1): </w:t>
+        <w:t xml:space="preserve">3. Replaced Naive Missing-Value Handling (Session 2): </w:t>
       </w:r>
       <w:r>
         <w:rPr>
@@ -989,13 +1001,13 @@
           <w:sz w:val="18"/>
           <w:szCs w:val="18"/>
         </w:rPr>
-        <w:t xml:space="preserve">Rather than letting the LLM guess Fintech labels, I manually downloaded the NYU Stern Excel file (fintech_classification.xlsx) and instructed the agent to cross-audit it against Buchak et al. (2018/2019). The audit revealed that NYU uses Federal Reserve RSSD IDs while 2025 HMDA uses LEIs, that Buchak's "51 fintechs" contained duplicate rows (CashCall listed twice) and banks/credit unions, and that the two lists conflicted on 6 lenders (e.g., Everett, Envoy, Evergreen). We solved the ID gap via the Philadelphia Fed HMDA Lender File (LEI -&gt; RSSD ID) and I locked in the NYU list (15 matched Fintechs) vs. 662 regulated depository banks (TYPE 10, 14, 20).</w:t>
+        <w:t xml:space="preserve">Rejected early exploratory code that treated "NA", "Exempt", and blanks as identical NaNs. Built a standard-library pipeline (clean_mortgages.py) that preserves all 1,508,076 rows, keeps valid $0 origination fees (28,851 loans), and parses both text DTI bands and exact integers.</w:t>
       </w:r>
     </w:p>
     <w:p>
       <w:pPr>
         <w:ind w:left="180" w:hanging="180"/>
-        <w:spacing w:before="14" w:after="18" w:line="206" w:lineRule="auto"/>
+        <w:spacing w:before="20" w:after="24" w:line="216" w:lineRule="auto"/>
       </w:pPr>
       <w:r>
         <w:rPr>
@@ -1017,7 +1029,7 @@
           <w:sz w:val="18"/>
           <w:szCs w:val="18"/>
         </w:rPr>
-        <w:t xml:space="preserve">4. Corrected Naive Missing-Value Handling in Exploratory Code (Session 2): </w:t>
+        <w:t xml:space="preserve">4. Caught DTI &gt;=50% Distortion &amp; Reconciled +16.4 bps Headline (Session 2): </w:t>
       </w:r>
       <w:r>
         <w:rPr>
@@ -1026,13 +1038,13 @@
           <w:sz w:val="18"/>
           <w:szCs w:val="18"/>
         </w:rPr>
-        <w:t xml:space="preserve">An early exploratory script (cekdata.py) used pandas na_values=["NA", "Exempt", ""], which conflated distinct HMDA regulatory codes into generic NaNs and failed when the local pandas environment lacked dateutil. We replaced it with a pure standard-library pipeline (clean_mortgages.py) verified by unit tests (test_clean_mortgages.py) that preserves all 1,508,076 raw rows, distinguishes valid 0.0 origination fees (5,048 Fintech and 23,803 Bank zero-fee loans) from NA/Exempt, and preserves HMDA text DTI ranges (&lt;20%, 20%-&lt;30%, 30%-&lt;36%) alongside exact integers (36–49).</w:t>
+        <w:t xml:space="preserve">Questioned why DTI &gt;=50% lacked bank comparisons at high CLTV; loan-level inspection showed 99.6% of conforming loans have DTI &lt;50% and 69% of Fintech DTI &gt;=50% loans came from one manufactured-housing lender (21st Mortgage) with missing CLTV. Excluded DTI &gt;=50% and corrected the headline from +17.2 bps (unadjusted) to +16.4 bps (controlled baseline).</w:t>
       </w:r>
     </w:p>
     <w:p>
       <w:pPr>
         <w:ind w:left="180" w:hanging="180"/>
-        <w:spacing w:before="14" w:after="18" w:line="206" w:lineRule="auto"/>
+        <w:spacing w:before="20" w:after="24" w:line="216" w:lineRule="auto"/>
       </w:pPr>
       <w:r>
         <w:rPr>
@@ -1054,7 +1066,7 @@
           <w:sz w:val="18"/>
           <w:szCs w:val="18"/>
         </w:rPr>
-        <w:t xml:space="preserve">5. Caught the DTI &gt;=50% / 21st Mortgage Distortion &amp; Reconciled the +17.2 vs. +16.4 bps Headline (Session 2): </w:t>
+        <w:t xml:space="preserve">5. Redesigned Dashboard &amp; Added Nonbank Comparator (Sessions 2 &amp; 3): </w:t>
       </w:r>
       <w:r>
         <w:rPr>
@@ -1063,13 +1075,32 @@
           <w:sz w:val="18"/>
           <w:szCs w:val="18"/>
         </w:rPr>
-        <w:t xml:space="preserve">Reviewing the first dashboard draft, I noticed that DTI &gt;=50% had missing/Low-N bank comparisons in CLTV &gt;80% and asked whether DTI &gt;=50% was misleading. Auditing the loan records confirmed that 99.6% of conforming loans have DTI &lt;50% (the Fannie/Freddie automated underwriting cap), and 69% (499 of 719) of Fintech loans in DTI &gt;=50% came from one manufactured-housing lender (21st Mortgage) with missing CLTV (CLTV=NA), creating an artificial +197.3 bps spike in the 1D DTI chart. After removing DTI &gt;=50%, I caught that the LLM still displayed the unadjusted +17.2 bps headline instead of the controlled +16.4 bps figure. We reconciled the entire dashboard to Definition #4 (all 4 borrower variables valid + standard DTI &lt;50%: 511,199 loans, +16.4 bps), making all KPIs, bar charts, and the 16 DTI x CLTV cells 100% additive.</w:t>
+        <w:t xml:space="preserve">Replaced a dense single-page draft with a clean 3-tab layout and visual IQR/bar comparisons. During peer review, rejected a false LLM claim that static HTML lacked data, fixed unverified README figures, and added a non-fintech nonbank (TYPE 40/41) comparator.</w:t>
       </w:r>
     </w:p>
     <w:p>
       <w:pPr>
+        <w:pBdr>
+          <w:bottom w:val="single" w:sz="6" w:space="2" w:color="CBD5E1"/>
+        </w:pBdr>
+        <w:spacing w:before="90" w:after="36" w:line="220" w:lineRule="auto"/>
+      </w:pPr>
+      <w:r>
+        <w:rPr>
+          <w:rFonts w:ascii="Calibri" w:hAnsi="Calibri" w:cs="Calibri"/>
+          <w:b/>
+          <w:bCs/>
+          <w:color w:val="0F172A"/>
+          <w:sz w:val="20"/>
+          <w:szCs w:val="20"/>
+        </w:rPr>
+        <w:t xml:space="preserve">3. Clear Human Ownership (Decisions and Verified Numbers)</w:t>
+      </w:r>
+    </w:p>
+    <w:p>
+      <w:pPr>
         <w:ind w:left="180" w:hanging="180"/>
-        <w:spacing w:before="14" w:after="18" w:line="206" w:lineRule="auto"/>
+        <w:spacing w:before="20" w:after="24" w:line="216" w:lineRule="auto"/>
       </w:pPr>
       <w:r>
         <w:rPr>
@@ -1091,7 +1122,7 @@
           <w:sz w:val="18"/>
           <w:szCs w:val="18"/>
         </w:rPr>
-        <w:t xml:space="preserve">6. Rejected Cluttered Dashboard UI &amp; Enforced Visual, Straightforward Design (Session 2): </w:t>
+        <w:t xml:space="preserve">Methodology &amp; Design Owned by Humans: </w:t>
       </w:r>
       <w:r>
         <w:rPr>
@@ -1100,13 +1131,13 @@
           <w:sz w:val="18"/>
           <w:szCs w:val="18"/>
         </w:rPr>
-        <w:t xml:space="preserve">I rejected the LLM's initial single-page dashboard because it was overly dense, included an unnecessary Presentation Mode button, buried key takeaways in wordy boxes, showed redundant robustness rows (Ex-Rocket, Ex-Top-2, Common Subset), and used a plain text table for the Selected Segment drill-down. I directed a clean 3-tab layout with minimalist top tabs, a full-width balanced slicer bar, direct "higher" wording instead of "premium", and an IQR (p25–p75) + paired-bar visual comparison card.</w:t>
+        <w:t xml:space="preserve">Angga Lesmana selected the AFC audience, NYU Stern classification, depository bank benchmark (TYPE 10/14/20), fee normalization (origination_charges / loan_amount), conforming DTI &lt;50% scope, and 3-tab dashboard design. Violla Tania directed the peer review, non-fintech nonbank robustness check (TYPE 40/41), and Position Memo structure.</w:t>
       </w:r>
     </w:p>
     <w:p>
       <w:pPr>
         <w:ind w:left="180" w:hanging="180"/>
-        <w:spacing w:before="14" w:after="18" w:line="206" w:lineRule="auto"/>
+        <w:spacing w:before="20" w:after="24" w:line="216" w:lineRule="auto"/>
       </w:pPr>
       <w:r>
         <w:rPr>
@@ -1128,7 +1159,7 @@
           <w:sz w:val="18"/>
           <w:szCs w:val="18"/>
         </w:rPr>
-        <w:t xml:space="preserve">7. Teammate Review Corrections (Session 3): </w:t>
+        <w:t xml:space="preserve">Final Figures Verified Against Pipeline Outputs: </w:t>
       </w:r>
       <w:r>
         <w:rPr>
@@ -1137,142 +1168,12 @@
           <w:sz w:val="18"/>
           <w:szCs w:val="18"/>
         </w:rPr>
-        <w:t xml:space="preserve">Rejected a false LLM finding that the dashboard was inconsistent (it had read static HTML without running JavaScript); verified against the live dashboard. Replaced README headline figures that matched no pipeline output with verified values. New figures (nonbank check, baseline CI) come only from rerunning the pipeline, not from the LLM.</w:t>
-      </w:r>
-    </w:p>
-    <w:p>
-      <w:pPr>
-        <w:pBdr>
-          <w:bottom w:val="single" w:sz="6" w:space="2" w:color="CBD5E1"/>
-        </w:pBdr>
-        <w:spacing w:before="75" w:after="28" w:line="215" w:lineRule="auto"/>
-      </w:pPr>
-      <w:r>
-        <w:rPr>
-          <w:rFonts w:ascii="Calibri" w:hAnsi="Calibri" w:cs="Calibri"/>
-          <w:b/>
-          <w:bCs/>
-          <w:color w:val="0F172A"/>
-          <w:sz w:val="20"/>
-          <w:szCs w:val="20"/>
-        </w:rPr>
-        <w:t xml:space="preserve">3. Clear Human Ownership (Decisions and Numbers Verified by Human)</w:t>
-      </w:r>
-    </w:p>
-    <w:p>
-      <w:pPr>
-        <w:ind w:left="180" w:hanging="180"/>
-        <w:spacing w:before="14" w:after="18" w:line="206" w:lineRule="auto"/>
-      </w:pPr>
-      <w:r>
-        <w:rPr>
-          <w:rFonts w:ascii="Calibri" w:hAnsi="Calibri" w:cs="Calibri"/>
-          <w:b/>
-          <w:bCs/>
-          <w:color w:val="B45309"/>
-          <w:sz w:val="18"/>
-          <w:szCs w:val="18"/>
-        </w:rPr>
-        <w:t xml:space="preserve">• </w:t>
-      </w:r>
-      <w:r>
-        <w:rPr>
-          <w:rFonts w:ascii="Calibri" w:hAnsi="Calibri" w:cs="Calibri"/>
-          <w:b/>
-          <w:bCs/>
-          <w:color w:val="0F172A"/>
-          <w:sz w:val="18"/>
-          <w:szCs w:val="18"/>
-        </w:rPr>
-        <w:t xml:space="preserve">Strategic &amp; Methodological Decisions Owned by Angga Lesmana: </w:t>
-      </w:r>
-      <w:r>
-        <w:rPr>
-          <w:rFonts w:ascii="Calibri" w:hAnsi="Calibri" w:cs="Calibri"/>
-          <w:color w:val="1E293B"/>
-          <w:sz w:val="18"/>
-          <w:szCs w:val="18"/>
-        </w:rPr>
-        <w:t xml:space="preserve">(1) Selected the American Fintech Council (AFC) audience and member pricing review decision; (2) Chose the NYU Stern (Fuster et al., 2019) Fintech classification over Buchak et al. after reviewing the overlap/conflict audit, and approved the 662 Philadelphia Fed depository bank comparator (TYPE 10/14/20); (3) Mandated lossless non-imputation of missing HMDA fields and verified the economic rationale of normalizing upfront fees via origination_charges / loan_amount; (4) Identified the DTI &gt;=50% anomaly, decided to focus segmentation on the 4 standard conforming DTI bands (&lt;50%), and chose the 4-variable valid controlled sample (+16.4 bps) over the unadjusted sample (+17.2 bps) for mathematical consistency.</w:t>
-      </w:r>
-    </w:p>
-    <w:p>
-      <w:pPr>
-        <w:ind w:left="180" w:hanging="180"/>
-        <w:spacing w:before="14" w:after="18" w:line="206" w:lineRule="auto"/>
-      </w:pPr>
-      <w:r>
-        <w:rPr>
-          <w:rFonts w:ascii="Calibri" w:hAnsi="Calibri" w:cs="Calibri"/>
-          <w:b/>
-          <w:bCs/>
-          <w:color w:val="B45309"/>
-          <w:sz w:val="18"/>
-          <w:szCs w:val="18"/>
-        </w:rPr>
-        <w:t xml:space="preserve">• </w:t>
-      </w:r>
-      <w:r>
-        <w:rPr>
-          <w:rFonts w:ascii="Calibri" w:hAnsi="Calibri" w:cs="Calibri"/>
-          <w:b/>
-          <w:bCs/>
-          <w:color w:val="0F172A"/>
-          <w:sz w:val="18"/>
-          <w:szCs w:val="18"/>
-        </w:rPr>
-        <w:t xml:space="preserve">Final Numbers &amp; Visuals Verified by Human: </w:t>
-      </w:r>
-      <w:r>
-        <w:rPr>
-          <w:rFonts w:ascii="Calibri" w:hAnsi="Calibri" w:cs="Calibri"/>
-          <w:color w:val="1E293B"/>
-          <w:sz w:val="18"/>
-          <w:szCs w:val="18"/>
-        </w:rPr>
-        <w:t xml:space="preserve">Personally verified all headline and segment metrics reported in the dashboard and memos: 1,508,076 total conforming loans extracted; 511,199 controlled comparison loans (173,033 Fintech across 14 lenders vs. 338,166 Bank across 655 lenders); +16.4 bps median rate-spread gap (0.213% vs. 0.049%); +12.5 bps median interest-rate gap (6.625% vs. 6.500%); +37.2 bps median upfront origination-fee gap (0.947% vs. 0.575%); Fintech pricing higher in 16 of 16 standard DTI x CLTV segments (peaking at +27.9 to +31.6 bps in CLTV &gt;95%) and 12 of 14 controlled Fintech lenders.</w:t>
-      </w:r>
-    </w:p>
-    <w:p>
-      <w:pPr>
-        <w:ind w:left="180" w:hanging="180"/>
-        <w:spacing w:before="14" w:after="18" w:line="206" w:lineRule="auto"/>
-      </w:pPr>
-      <w:r>
-        <w:rPr>
-          <w:rFonts w:ascii="Calibri" w:hAnsi="Calibri" w:cs="Calibri"/>
-          <w:b/>
-          <w:bCs/>
-          <w:color w:val="B45309"/>
-          <w:sz w:val="18"/>
-          <w:szCs w:val="18"/>
-        </w:rPr>
-        <w:t xml:space="preserve">• </w:t>
-      </w:r>
-      <w:r>
-        <w:rPr>
-          <w:rFonts w:ascii="Calibri" w:hAnsi="Calibri" w:cs="Calibri"/>
-          <w:b/>
-          <w:bCs/>
-          <w:color w:val="0F172A"/>
-          <w:sz w:val="18"/>
-          <w:szCs w:val="18"/>
-        </w:rPr>
-        <w:t xml:space="preserve">Session 3 Ownership: </w:t>
-      </w:r>
-      <w:r>
-        <w:rPr>
-          <w:rFonts w:ascii="Calibri" w:hAnsi="Calibri" w:cs="Calibri"/>
-          <w:color w:val="1E293B"/>
-          <w:sz w:val="18"/>
-          <w:szCs w:val="18"/>
-        </w:rPr>
-        <w:t xml:space="preserve">Violla Tania directed the review and approved the changes; Angga Lesmana reruns the pipeline, verifies the new figures and signs off on the position memo.</w:t>
+        <w:t xml:space="preserve">1,508,076 conforming loans extracted; 511,199 controlled baseline loans (173,033 Fintech across 14 lenders vs. 338,166 Bank across 655 lenders); +16.4 bps median rate-spread gap (0.213% vs. 0.049%; lender-clustered 95% CI: +11.5 to +23.3 bps); +12.5 bps rate gap; +37.2 bps origination-fee gap; Fintech higher in 16 of 16 DTI x CLTV cells and 12 of 14 lenders; -1.2 bps spread gap vs. 600 non-fintech nonbanks (808,681 loans).</w:t>
       </w:r>
     </w:p>
     <w:sectPr>
       <w:pgSz w:w="12240" w:h="15840"/>
-      <w:pgMar w:top="680" w:right="792" w:bottom="680" w:left="792" w:header="432" w:footer="432" w:gutter="0"/>
+      <w:pgMar w:top="720" w:right="864" w:bottom="720" w:left="864" w:header="432" w:footer="432" w:gutter="0"/>
     </w:sectPr>
   </w:body>
 </w:document>

--- a/Submit/Project Audible LLM Validation Log.docx
+++ b/Submit/Project Audible LLM Validation Log.docx
@@ -1075,7 +1075,7 @@
           <w:sz w:val="18"/>
           <w:szCs w:val="18"/>
         </w:rPr>
-        <w:t xml:space="preserve">Replaced a dense single-page draft with a clean 3-tab layout and visual IQR/bar comparisons. During peer review, rejected a false LLM claim that static HTML lacked data, fixed unverified README figures, and added a non-fintech nonbank (TYPE 40/41) comparator.</w:t>
+        <w:t xml:space="preserve">Replaced a dense single-page draft with a clean 3-tab layout and visual IQR/bar comparisons. During peer review, rejected a false LLM claim that static HTML lacked data, fixed unverified README figures, and added a non-fintech nonbank (TYPE 40/41) comparator. Its result (-1.2 bps) led the team to reframe the recommendation as a review benchmarked against nonbank peers.</w:t>
       </w:r>
     </w:p>
     <w:p>
